--- a/UAR/UAR.docx
+++ b/UAR/UAR.docx
@@ -258,15 +258,7 @@
     </w:p>
     <w:p>
       <w:r>
-        <w:t xml:space="preserve">1 </w:t>
-      </w:r>
-      <w:proofErr w:type="gramStart"/>
-      <w:r>
-        <w:t>Defecto</w:t>
-      </w:r>
-      <w:proofErr w:type="gramEnd"/>
-      <w:r>
-        <w:t xml:space="preserve"> cosmético sin impacto en el funcionamiento del sistema</w:t>
+        <w:t>1 Defecto cosmético sin impacto en el funcionamiento del sistema</w:t>
       </w:r>
     </w:p>
     <w:p>
@@ -282,15 +274,7 @@
         </w:numPr>
       </w:pPr>
       <w:r>
-        <w:t xml:space="preserve">4 </w:t>
-      </w:r>
-      <w:proofErr w:type="gramStart"/>
-      <w:r>
-        <w:t>Catastrófico</w:t>
-      </w:r>
-      <w:proofErr w:type="gramEnd"/>
-      <w:r>
-        <w:t>: El sistema provoca un problema de operación en la organización</w:t>
+        <w:t>4 Catastrófico: El sistema provoca un problema de operación en la organización</w:t>
       </w:r>
     </w:p>
     <w:p>
@@ -312,15 +296,7 @@
         </w:numPr>
       </w:pPr>
       <w:r>
-        <w:t xml:space="preserve">2 </w:t>
-      </w:r>
-      <w:proofErr w:type="gramStart"/>
-      <w:r>
-        <w:t>Menor</w:t>
-      </w:r>
-      <w:proofErr w:type="gramEnd"/>
-      <w:r>
-        <w:t>: Hay un problema ligero con la operación</w:t>
+        <w:t>2 Menor: Hay un problema ligero con la operación</w:t>
       </w:r>
     </w:p>
     <w:p>
@@ -331,15 +307,7 @@
         </w:numPr>
       </w:pPr>
       <w:r>
-        <w:t xml:space="preserve">1 </w:t>
-      </w:r>
-      <w:proofErr w:type="gramStart"/>
-      <w:r>
-        <w:t>Defecto</w:t>
-      </w:r>
-      <w:proofErr w:type="gramEnd"/>
-      <w:r>
-        <w:t xml:space="preserve"> cosmético: No afecta la operación    </w:t>
+        <w:t>1 Defecto cosmético: No afecta la operación    </w:t>
       </w:r>
     </w:p>
     <w:p/>
@@ -642,59 +610,6 @@
           <w:szCs w:val="24"/>
         </w:rPr>
       </w:pPr>
-      <w:r>
-        <w:rPr>
-          <w:noProof/>
-        </w:rPr>
-        <w:drawing>
-          <wp:inline distT="0" distB="0" distL="0" distR="0" wp14:anchorId="07A53FC2" wp14:editId="3CB777EF">
-            <wp:extent cx="5612130" cy="3192145"/>
-            <wp:effectExtent l="0" t="0" r="7620" b="8255"/>
-            <wp:docPr id="1658502582" name="Imagen 3" descr="Interfaz de usuario gráfica, Aplicación&#10;&#10;El contenido generado por IA puede ser incorrecto."/>
-            <wp:cNvGraphicFramePr>
-              <a:graphicFrameLocks xmlns:a="http://schemas.openxmlformats.org/drawingml/2006/main" noChangeAspect="1"/>
-            </wp:cNvGraphicFramePr>
-            <a:graphic xmlns:a="http://schemas.openxmlformats.org/drawingml/2006/main">
-              <a:graphicData uri="http://schemas.openxmlformats.org/drawingml/2006/picture">
-                <pic:pic xmlns:pic="http://schemas.openxmlformats.org/drawingml/2006/picture">
-                  <pic:nvPicPr>
-                    <pic:cNvPr id="1658502582" name="Imagen 3" descr="Interfaz de usuario gráfica, Aplicación&#10;&#10;El contenido generado por IA puede ser incorrecto."/>
-                    <pic:cNvPicPr>
-                      <a:picLocks noChangeAspect="1" noChangeArrowheads="1"/>
-                    </pic:cNvPicPr>
-                  </pic:nvPicPr>
-                  <pic:blipFill>
-                    <a:blip r:embed="rId7">
-                      <a:extLst>
-                        <a:ext uri="{28A0092B-C50C-407E-A947-70E740481C1C}">
-                          <a14:useLocalDpi xmlns:a14="http://schemas.microsoft.com/office/drawing/2010/main" val="0"/>
-                        </a:ext>
-                      </a:extLst>
-                    </a:blip>
-                    <a:srcRect/>
-                    <a:stretch>
-                      <a:fillRect/>
-                    </a:stretch>
-                  </pic:blipFill>
-                  <pic:spPr bwMode="auto">
-                    <a:xfrm>
-                      <a:off x="0" y="0"/>
-                      <a:ext cx="5612130" cy="3192145"/>
-                    </a:xfrm>
-                    <a:prstGeom prst="rect">
-                      <a:avLst/>
-                    </a:prstGeom>
-                    <a:noFill/>
-                    <a:ln>
-                      <a:noFill/>
-                    </a:ln>
-                  </pic:spPr>
-                </pic:pic>
-              </a:graphicData>
-            </a:graphic>
-          </wp:inline>
-        </w:drawing>
-      </w:r>
     </w:p>
     <w:p>
       <w:pPr>
@@ -803,23 +718,7 @@
           <w:sz w:val="24"/>
           <w:szCs w:val="24"/>
         </w:rPr>
-        <w:t xml:space="preserve">1 </w:t>
-      </w:r>
-      <w:proofErr w:type="gramStart"/>
-      <w:r>
-        <w:rPr>
-          <w:sz w:val="24"/>
-          <w:szCs w:val="24"/>
-        </w:rPr>
-        <w:t>Defecto</w:t>
-      </w:r>
-      <w:proofErr w:type="gramEnd"/>
-      <w:r>
-        <w:rPr>
-          <w:sz w:val="24"/>
-          <w:szCs w:val="24"/>
-        </w:rPr>
-        <w:t xml:space="preserve"> cosmético sin impacto en el funcionamiento del sistema</w:t>
+        <w:t>1 Defecto cosmético sin impacto en el funcionamiento del sistema</w:t>
       </w:r>
     </w:p>
     <w:p>
@@ -853,23 +752,7 @@
           <w:sz w:val="24"/>
           <w:szCs w:val="24"/>
         </w:rPr>
-        <w:t xml:space="preserve">4 </w:t>
-      </w:r>
-      <w:proofErr w:type="gramStart"/>
-      <w:r>
-        <w:rPr>
-          <w:sz w:val="24"/>
-          <w:szCs w:val="24"/>
-        </w:rPr>
-        <w:t>Catastrófico</w:t>
-      </w:r>
-      <w:proofErr w:type="gramEnd"/>
-      <w:r>
-        <w:rPr>
-          <w:sz w:val="24"/>
-          <w:szCs w:val="24"/>
-        </w:rPr>
-        <w:t>: El sistema provoca un problema de operación en la organización</w:t>
+        <w:t>4 Catastrófico: El sistema provoca un problema de operación en la organización</w:t>
       </w:r>
     </w:p>
     <w:p>
@@ -888,7 +771,6 @@
           <w:sz w:val="24"/>
           <w:szCs w:val="24"/>
         </w:rPr>
-        <w:lastRenderedPageBreak/>
         <w:t>3 Severo: Una parte del sistema no funciona adecuadamente</w:t>
       </w:r>
     </w:p>
@@ -908,23 +790,7 @@
           <w:sz w:val="24"/>
           <w:szCs w:val="24"/>
         </w:rPr>
-        <w:t xml:space="preserve">2 </w:t>
-      </w:r>
-      <w:proofErr w:type="gramStart"/>
-      <w:r>
-        <w:rPr>
-          <w:sz w:val="24"/>
-          <w:szCs w:val="24"/>
-        </w:rPr>
-        <w:t>Menor</w:t>
-      </w:r>
-      <w:proofErr w:type="gramEnd"/>
-      <w:r>
-        <w:rPr>
-          <w:sz w:val="24"/>
-          <w:szCs w:val="24"/>
-        </w:rPr>
-        <w:t>: Hay un problema ligero con la operación</w:t>
+        <w:t>2 Menor: Hay un problema ligero con la operación</w:t>
       </w:r>
     </w:p>
     <w:p>
@@ -943,23 +809,7 @@
           <w:sz w:val="24"/>
           <w:szCs w:val="24"/>
         </w:rPr>
-        <w:t xml:space="preserve">1 </w:t>
-      </w:r>
-      <w:proofErr w:type="gramStart"/>
-      <w:r>
-        <w:rPr>
-          <w:sz w:val="24"/>
-          <w:szCs w:val="24"/>
-        </w:rPr>
-        <w:t>Defecto</w:t>
-      </w:r>
-      <w:proofErr w:type="gramEnd"/>
-      <w:r>
-        <w:rPr>
-          <w:sz w:val="24"/>
-          <w:szCs w:val="24"/>
-        </w:rPr>
-        <w:t xml:space="preserve"> cosmético: No afecta la operación    </w:t>
+        <w:t>1 Defecto cosmético: No afecta la operación    </w:t>
       </w:r>
     </w:p>
     <w:p>
@@ -1056,6 +906,7 @@
           <w:sz w:val="24"/>
           <w:szCs w:val="24"/>
         </w:rPr>
+        <w:lastRenderedPageBreak/>
         <w:t>Estética y diseño minimalista</w:t>
       </w:r>
     </w:p>
@@ -2360,6 +2211,7 @@
   <w:style w:type="character" w:default="1" w:styleId="Fuentedeprrafopredeter">
     <w:name w:val="Default Paragraph Font"/>
     <w:uiPriority w:val="1"/>
+    <w:semiHidden/>
     <w:unhideWhenUsed/>
   </w:style>
   <w:style w:type="table" w:default="1" w:styleId="Tablanormal">
